--- a/companies/dev-mini/Engagements/Weaver-Reeves/2019.10.03 - Status Report - Weaver-Reeves v2 FINAL.docx
+++ b/companies/dev-mini/Engagements/Weaver-Reeves/2019.10.03 - Status Report - Weaver-Reeves v2 FINAL.docx
@@ -7,12 +7,12 @@
         <w:pStyle w:val="Heading1"/>
       </w:pPr>
       <w:r>
-        <w:t>Status Report: Operational Review</w:t>
+        <w:t>Status Report: Operational Review for Weaver-Reeves</w:t>
       </w:r>
     </w:p>
     <w:p>
       <w:r>
-        <w:t>Status: on track. Fieldwork is complete, the analysis is closing out, and we are drafting the final read-out for Weaver-Reeves leadership. No open issues require executive action this period.</w:t>
+        <w:t>Prepared by Jenna Wiley, Principal Consultant, Pinebrook Advisory Group. Distribution: Weaver-Reeves executive team.</w:t>
       </w:r>
     </w:p>
     <w:p>
@@ -20,7 +20,20 @@
         <w:pStyle w:val="Heading2"/>
       </w:pPr>
       <w:r>
-        <w:t>Completed this period</w:t>
+        <w:t>Status summary</w:t>
+      </w:r>
+    </w:p>
+    <w:p>
+      <w:r>
+        <w:t>The operational review for Weaver-Reeves is on schedule and on budget. Fieldwork is complete. We are drafting the final report and expect to walk your team through the findings at the closing readout. No decisions are required from you this period; the risks section below lists the two items we are watching.</w:t>
+      </w:r>
+    </w:p>
+    <w:p>
+      <w:pPr>
+        <w:pStyle w:val="Heading2"/>
+      </w:pPr>
+      <w:r>
+        <w:t>Accomplishments this period</w:t>
       </w:r>
     </w:p>
     <w:p>
@@ -28,7 +41,7 @@
         <w:pStyle w:val="ListBullet"/>
       </w:pPr>
       <w:r>
-        <w:t>Finished the scheduling analysis across both production lines; the changeover pattern explains the bulk of lost hours.</w:t>
+        <w:t>Completed on-site fieldwork, including documentation of the remaining order-management exception paths.</w:t>
       </w:r>
     </w:p>
     <w:p>
@@ -36,7 +49,7 @@
         <w:pStyle w:val="ListBullet"/>
       </w:pPr>
       <w:r>
-        <w:t>Closed the purchasing review, including the supplier freight surcharges raised at the working session.</w:t>
+        <w:t>Closed out the cost and staffing baseline. Lisa Hernandez reconciled it against your most recent monthly close; the figures now tie.</w:t>
       </w:r>
     </w:p>
     <w:p>
@@ -44,7 +57,7 @@
         <w:pStyle w:val="ListBullet"/>
       </w:pPr>
       <w:r>
-        <w:t>Reconciled order-to-cash timing with the billing records; handoff delays sit in two approval steps.</w:t>
+        <w:t>Reviewed preliminary findings with your CFO in a working session; his comments are reflected in the current draft.</w:t>
       </w:r>
     </w:p>
     <w:p>
@@ -52,7 +65,7 @@
         <w:pStyle w:val="Heading2"/>
       </w:pPr>
       <w:r>
-        <w:t>Upcoming</w:t>
+        <w:t>Upcoming work</w:t>
       </w:r>
     </w:p>
     <w:p>
@@ -60,7 +73,7 @@
         <w:pStyle w:val="ListBullet"/>
       </w:pPr>
       <w:r>
-        <w:t>Draft read-out to Mr. Andersen for factual review.</w:t>
+        <w:t>Complete the draft report and put it through our internal review.</w:t>
       </w:r>
     </w:p>
     <w:p>
@@ -68,7 +81,39 @@
         <w:pStyle w:val="ListBullet"/>
       </w:pPr>
       <w:r>
-        <w:t>Final presentation to the leadership team, then handoff of the implementation plan.</w:t>
+        <w:t>Schedule the closing readout with your executive team.</w:t>
+      </w:r>
+    </w:p>
+    <w:p>
+      <w:pPr>
+        <w:pStyle w:val="ListBullet"/>
+      </w:pPr>
+      <w:r>
+        <w:t>Deliver the final report, with recommendations ranked by effort and payoff.</w:t>
+      </w:r>
+    </w:p>
+    <w:p>
+      <w:pPr>
+        <w:pStyle w:val="Heading2"/>
+      </w:pPr>
+      <w:r>
+        <w:t>Risks</w:t>
+      </w:r>
+    </w:p>
+    <w:p>
+      <w:pPr>
+        <w:pStyle w:val="ListBullet"/>
+      </w:pPr>
+      <w:r>
+        <w:t>The seasonal staffing detail arrived later than planned. It is in hand and analyzed, but further data requests from this point would put the readout timing at risk.</w:t>
+      </w:r>
+    </w:p>
+    <w:p>
+      <w:pPr>
+        <w:pStyle w:val="ListBullet"/>
+      </w:pPr>
+      <w:r>
+        <w:t>Two draft recommendations touch headcount. As agreed, we will review these with your CFO before they appear in any written draft that circulates.</w:t>
       </w:r>
     </w:p>
     <w:p>
@@ -81,7 +126,7 @@
     </w:p>
     <w:p>
       <w:r>
-        <w:t>The engagement remains within the agreed fixed fee of $70,000. Two of three installments have been invoiced per the engagement letter; the final installment follows the read-out. No scope changes to report.</w:t>
+        <w:t>Work to date remains within the fixed fee of $70,000 set out in our engagement letter. We do not expect to request a change.</w:t>
       </w:r>
     </w:p>
     <w:sectPr>
